--- a/plantillas/declaracion-uso-ia.docx
+++ b/plantillas/declaracion-uso-ia.docx
@@ -44,21 +44,7 @@
           <w:sz w:val="18"/>
           <w:szCs w:val="18"/>
         </w:rPr>
-        <w:t xml:space="preserve">Escribe directamente en los recuadros punteados. La declaración terminada ocupa como máximo una página; la rúbrica de la última página no se entrega. Vale 3% de la nota del curso y sigue el Instructivo N° 17/2026 de la Universidad de Chile.</w:t>
-      </w:r>
-    </w:p>
-    <w:p>
-      <w:pPr>
-        <w:spacing w:after="160" w:before="0" w:line="264"/>
-      </w:pPr>
-      <w:r>
-        <w:rPr>
-          <w:rFonts w:ascii="Georgia" w:cs="Georgia" w:eastAsia="Georgia" w:hAnsi="Georgia"/>
-          <w:color w:val="444444"/>
-          <w:sz w:val="18"/>
-          <w:szCs w:val="18"/>
-        </w:rPr>
-        <w:t xml:space="preserve">En este curso las partes 2 y 3 se incluyen siempre, también cuando el uso fue mínimo. "No usé IA para X porque Y" es una respuesta válida y puede obtener nota máxima si está justificada con lo que hiciste en cambio.</w:t>
+        <w:t xml:space="preserve">Escribe directamente en los recuadros punteados. Responde en base al trabajo que hiciste para el entregable 1.</w:t>
       </w:r>
     </w:p>
     <w:p>
@@ -293,7 +279,7 @@
           <w:sz w:val="20"/>
           <w:szCs w:val="20"/>
         </w:rPr>
-        <w:t xml:space="preserve">Un fragmento de la respuesta del modelo, de 3 a 6 líneas. Elige el fragmento que después retomas en la parte 3.</w:t>
+        <w:t xml:space="preserve">Un fragmento de la respuesta del modelo. Elige el fragmento que después retomas en la parte 3.</w:t>
       </w:r>
     </w:p>
     <w:tbl>
@@ -385,7 +371,7 @@
           <w:sz w:val="20"/>
           <w:szCs w:val="20"/>
         </w:rPr>
-        <w:t xml:space="preserve">Tres respuestas, de 3 a 5 líneas cada una.</w:t>
+        <w:t xml:space="preserve">Una respuesta por pregunta.</w:t>
       </w:r>
     </w:p>
     <w:p>
@@ -660,7 +646,7 @@
           <w:sz w:val="18"/>
           <w:szCs w:val="18"/>
         </w:rPr>
-        <w:t xml:space="preserve">Cada criterio se califica en un nivel: Logrado (3 puntos), Parcial (2 puntos), Insuficiente (1 punto). Total: 12 puntos. Esta página es de referencia y no se entrega.</w:t>
+        <w:t xml:space="preserve">Cada criterio se califica dentro de la banda de su nivel: Logrado (6 puntos), Parcial (4 o 5 puntos), Insuficiente (3 puntos). Una parte sin responder vale 0. Total: 24 puntos. Esta página es de referencia y no se entrega.</w:t>
       </w:r>
     </w:p>
     <w:tbl>
@@ -857,7 +843,7 @@
                 <w:sz w:val="16"/>
                 <w:szCs w:val="16"/>
               </w:rPr>
-              <w:t xml:space="preserve">Aparece al menos un prompt copiado literal, con lo que agregaste identificable, y un fragmento de respuesta de 3 a 6 líneas que se retoma en la parte 3.</w:t>
+              <w:t xml:space="preserve">Aparece al menos un prompt copiado literal, con lo que agregaste identificable, y un fragmento de respuesta que se retoma en la parte 3.</w:t>
             </w:r>
           </w:p>
         </w:tc>

--- a/plantillas/declaracion-uso-ia.docx
+++ b/plantillas/declaracion-uso-ia.docx
@@ -14,7 +14,7 @@
           <w:sz w:val="15"/>
           <w:szCs w:val="15"/>
         </w:rPr>
-        <w:t xml:space="preserve">IN3143 · PARTE DE IA · ENTREGA JUEVES 10 DE SEPTIEMBRE</w:t>
+        <w:t xml:space="preserve">IN3143 · PARTE DE IA</w:t>
       </w:r>
     </w:p>
     <w:p>
